--- a/A4_Group5_Submission_Package/A4_Individual_Reflection_Savnit_Prasad.docx
+++ b/A4_Group5_Submission_Package/A4_Individual_Reflection_Savnit_Prasad.docx
@@ -4747,7 +4747,7 @@
         <w:rPr>
           <w:b w:val="0"/>
         </w:rPr>
-        <w:t>When the group allocations were released I contacted Mishal through the course In-Group Chat, and we arranged a video call in the first week. We read the assignment brief together and broke the report into the three required tasks. We then divided the work according to our strengths. I had completed the Excel labs on the SustainabilityData set and was comfortable with PivotTables, t-tests and the ANOVA ToolPak, so I took the data analysis for Tasks 1 and 2 and produced the tables, figures and appendices. Mishal preferred reading and writing, so they took the literature review, the Task 3 recommendations, the executive summary and the referencing, and later submitted the report on behalf of the group.</w:t>
+        <w:t>When the group allocations were released I contacted Mishal through the course WhatsApp, and we arranged a video call in the first week. We read the assignment brief together and split the report into two halves. I took the evidence half: the data analysis for Tasks 1 and 2, building the literacy, domain and behaviour composites, running the t-tests and ANOVAs, and writing Sections 3 to 5 with the tables, figures and appendices. Mishal took the argument half: the literature review, the Task 3 recommendations that turned my results into actions for Countdown, the executive summary, the client brief and the referencing, and later submitted the report on behalf of the group.</w:t>
       </w:r>
     </w:p>
     <w:p>
@@ -4763,7 +4763,7 @@
         <w:rPr>
           <w:b w:val="0"/>
         </w:rPr>
-        <w:t>The workload was shared evenly. I built the literacy, domain and behaviour composites, ran the subgroup tests and wrote Sections 3 to 5; Mishal wrote Sections 2 and 6 and the executive summary. We each reviewed the other's sections, which caught real issues: Mishal noticed that I had compared literacy across all seven income bands rather than the three recoded groups used in the labs, and I tightened several of Mishal's recommendation paragraphs so the report stayed under the 1,500-word limit. We had no real conflict; the only friction was scheduling around Mishal's part-time work, which we solved by moving one check-in to a Sunday evening.</w:t>
+        <w:t>The workload was shared evenly. I built the literacy, domain and behaviour composites, ran the subgroup tests and wrote Sections 3 to 5 with the appendices. Mishal wrote the literature review in Section 2, the recommendations in Section 6, the executive summary, the client brief and the reference list - the half of the report the client and the marker read first, with the referencing marked as its own criterion in the rubric. We each reviewed the other's sections, which caught real issues: Mishal noticed that I had compared literacy across all seven income bands rather than the three recoded groups used in the labs, and I tightened several of Mishal's recommendation paragraphs so the report stayed under the 1,500-word limit. We had no real conflict; the only friction was scheduling around Mishal's part-time work, which we solved by moving one check-in to a Sunday evening.</w:t>
       </w:r>
     </w:p>
     <w:p>
@@ -4771,7 +4771,7 @@
         <w:rPr>
           <w:b w:val="0"/>
         </w:rPr>
-        <w:t>On reflection, dividing tasks by strengths worked well, because the analysis and the writing came together without either of us waiting on the other. If we worked together again I would start the referencing earlier, as agreeing the citation format took longer than expected close to the deadline. Overall, Mishal contributed an equal share of the effort and engagement, and I have rated them 100%.</w:t>
+        <w:t>On reflection, dividing tasks by strengths worked well, because the analysis and the writing came together without either of us waiting on the other. If we worked together again I would start the referencing earlier, as agreeing the citation format took longer than expected close to the deadline. Overall, Mishal contributed an equal share of the effort and engagement, and I have rated Mishal 100%.</w:t>
       </w:r>
     </w:p>
     <w:p/>

--- a/A4_Group5_Submission_Package/A4_Individual_Reflection_Savnit_Prasad.docx
+++ b/A4_Group5_Submission_Package/A4_Individual_Reflection_Savnit_Prasad.docx
@@ -33,13 +33,13 @@
         <w:tblLook w:val="04A0" w:firstRow="1" w:lastRow="0" w:firstColumn="1" w:lastColumn="0" w:noHBand="0" w:noVBand="1"/>
       </w:tblPr>
       <w:tblGrid>
-        <w:gridCol w:w="338"/>
-        <w:gridCol w:w="5476"/>
-        <w:gridCol w:w="940"/>
-        <w:gridCol w:w="260"/>
-        <w:gridCol w:w="940"/>
-        <w:gridCol w:w="260"/>
-        <w:gridCol w:w="940"/>
+        <w:gridCol w:w="325"/>
+        <w:gridCol w:w="4949"/>
+        <w:gridCol w:w="868"/>
+        <w:gridCol w:w="741"/>
+        <w:gridCol w:w="868"/>
+        <w:gridCol w:w="741"/>
+        <w:gridCol w:w="868"/>
       </w:tblGrid>
       <w:tr>
         <w:trPr>
@@ -292,7 +292,6 @@
             <w:hideMark/>
           </w:tcPr>
           <w:p>
-            <w:r/>
             <w:r>
               <w:t>5</w:t>
             </w:r>
@@ -635,7 +634,6 @@
             <w:hideMark/>
           </w:tcPr>
           <w:p>
-            <w:r/>
             <w:r>
               <w:t>Savnit Prasad</w:t>
             </w:r>
@@ -655,7 +653,6 @@
             <w:hideMark/>
           </w:tcPr>
           <w:p>
-            <w:r/>
             <w:r>
               <w:t>(You)</w:t>
             </w:r>
@@ -822,7 +819,6 @@
             <w:hideMark/>
           </w:tcPr>
           <w:p>
-            <w:r/>
             <w:r>
               <w:t>Mishal</w:t>
             </w:r>
@@ -2198,7 +2194,6 @@
             <w:hideMark/>
           </w:tcPr>
           <w:p>
-            <w:r/>
             <w:r>
               <w:t>5</w:t>
             </w:r>
@@ -2252,7 +2247,6 @@
             <w:hideMark/>
           </w:tcPr>
           <w:p>
-            <w:r/>
             <w:r>
               <w:t>5</w:t>
             </w:r>
@@ -2404,7 +2398,6 @@
             <w:hideMark/>
           </w:tcPr>
           <w:p>
-            <w:r/>
             <w:r>
               <w:t>5</w:t>
             </w:r>
@@ -2458,7 +2451,6 @@
             <w:hideMark/>
           </w:tcPr>
           <w:p>
-            <w:r/>
             <w:r>
               <w:t>5</w:t>
             </w:r>
@@ -2610,7 +2602,6 @@
             <w:hideMark/>
           </w:tcPr>
           <w:p>
-            <w:r/>
             <w:r>
               <w:t>5</w:t>
             </w:r>
@@ -2664,7 +2655,6 @@
             <w:hideMark/>
           </w:tcPr>
           <w:p>
-            <w:r/>
             <w:r>
               <w:t>5</w:t>
             </w:r>
@@ -2816,7 +2806,6 @@
             <w:hideMark/>
           </w:tcPr>
           <w:p>
-            <w:r/>
             <w:r>
               <w:t>5</w:t>
             </w:r>
@@ -2870,7 +2859,6 @@
             <w:hideMark/>
           </w:tcPr>
           <w:p>
-            <w:r/>
             <w:r>
               <w:t>5</w:t>
             </w:r>
@@ -3022,7 +3010,6 @@
             <w:hideMark/>
           </w:tcPr>
           <w:p>
-            <w:r/>
             <w:r>
               <w:t>5</w:t>
             </w:r>
@@ -3076,7 +3063,6 @@
             <w:hideMark/>
           </w:tcPr>
           <w:p>
-            <w:r/>
             <w:r>
               <w:t>5</w:t>
             </w:r>
@@ -3228,7 +3214,6 @@
             <w:hideMark/>
           </w:tcPr>
           <w:p>
-            <w:r/>
             <w:r>
               <w:t>5</w:t>
             </w:r>
@@ -3282,7 +3267,6 @@
             <w:hideMark/>
           </w:tcPr>
           <w:p>
-            <w:r/>
             <w:r>
               <w:t>5</w:t>
             </w:r>
@@ -3434,7 +3418,6 @@
             <w:hideMark/>
           </w:tcPr>
           <w:p>
-            <w:r/>
             <w:r>
               <w:t>5</w:t>
             </w:r>
@@ -3488,7 +3471,6 @@
             <w:hideMark/>
           </w:tcPr>
           <w:p>
-            <w:r/>
             <w:r>
               <w:t>5</w:t>
             </w:r>
@@ -3640,7 +3622,6 @@
             <w:hideMark/>
           </w:tcPr>
           <w:p>
-            <w:r/>
             <w:r>
               <w:t>5</w:t>
             </w:r>
@@ -3694,7 +3675,6 @@
             <w:hideMark/>
           </w:tcPr>
           <w:p>
-            <w:r/>
             <w:r>
               <w:t>5</w:t>
             </w:r>
@@ -3846,7 +3826,6 @@
             <w:hideMark/>
           </w:tcPr>
           <w:p>
-            <w:r/>
             <w:r>
               <w:t>5</w:t>
             </w:r>
@@ -3900,7 +3879,6 @@
             <w:hideMark/>
           </w:tcPr>
           <w:p>
-            <w:r/>
             <w:r>
               <w:t>5</w:t>
             </w:r>
@@ -4052,7 +4030,6 @@
             <w:hideMark/>
           </w:tcPr>
           <w:p>
-            <w:r/>
             <w:r>
               <w:t>5</w:t>
             </w:r>
@@ -4106,7 +4083,6 @@
             <w:hideMark/>
           </w:tcPr>
           <w:p>
-            <w:r/>
             <w:r>
               <w:t>5</w:t>
             </w:r>
@@ -4449,7 +4425,6 @@
             <w:hideMark/>
           </w:tcPr>
           <w:p>
-            <w:r/>
             <w:r>
               <w:t>100%</w:t>
             </w:r>
@@ -4503,7 +4478,6 @@
             <w:hideMark/>
           </w:tcPr>
           <w:p>
-            <w:r/>
             <w:r>
               <w:t>100%</w:t>
             </w:r>
@@ -4743,37 +4717,295 @@
       </w:r>
     </w:p>
     <w:p>
+      <w:pPr>
+        <w:jc w:val="both"/>
+      </w:pPr>
       <w:r>
-        <w:rPr>
-          <w:b w:val="0"/>
-        </w:rPr>
         <w:t>When the group allocations were released I contacted Mishal through the course WhatsApp, and we arranged a video call in the first week. We read the assignment brief together and split the report into two halves. I took the evidence half: the data analysis for Tasks 1 and 2, building the literacy, domain and behaviour composites, running the t-tests and ANOVAs, and writing Sections 3 to 5 with the tables, figures and appendices. Mishal took the argument half: the literature review, the Task 3 recommendations that turned my results into actions for Countdown, the executive summary, the client brief and the referencing, and later submitted the report on behalf of the group.</w:t>
       </w:r>
     </w:p>
     <w:p>
+      <w:pPr>
+        <w:jc w:val="both"/>
+        <w:rPr>
+          <w:lang w:val="en-US"/>
+        </w:rPr>
+      </w:pPr>
       <w:r>
-        <w:rPr>
-          <w:b w:val="0"/>
-        </w:rPr>
-        <w:t>We set a simple plan of four check-ins: one to agree the retailer and structure, one to review my analysis results, one to review Mishal's draft sections, and a final pass to assemble the report and check the word count. Decisions were made by discussion. For example, I initially suggested The Warehouse as our client retailer because it is affordable and well known, while Mishal preferred Countdown. We resolved this by checking the brand recall data: Countdown and The Warehouse were the two most-mentioned retail brands associated with sustainability (about 90 mentions each), so we chose Countdown because the survey's purchasing questions fit a supermarket. That was a good example of settling a disagreement with evidence rather than opinion.</w:t>
+        <w:t>We established four meeting points: one to establish the retailer and structure, one to discuss the results of my analysis, one to discuss Mishal's sections of the draft, and the last one to compile the report and ensure the number of words is in accordance with the structure. Decisions resulted from a discussion. For instance, I had proposed to The Warehouse as our client’s retailer, because I thought it was cheap and popular, Mishal preferred Countdown. This was determined through the brand recall data: Countdown and The Warehouse were the two retail brands most associated with sustainability in brand recall (approximately 90 mentions each), and therefore Countdown was selected as the survey’s retail brand for the purchasing questions as the survey was designed specifically around a supermarket. Nice illustration of resolving a difference of opinion with proof instead of opinion</w:t>
+      </w:r>
+      <w:r>
+        <w:t>.</w:t>
       </w:r>
     </w:p>
     <w:p>
+      <w:pPr>
+        <w:jc w:val="both"/>
+        <w:rPr>
+          <w:lang w:val="en-US"/>
+        </w:rPr>
+      </w:pPr>
       <w:r>
         <w:rPr>
-          <w:b w:val="0"/>
+          <w:lang w:val="en-US"/>
         </w:rPr>
-        <w:t>The workload was shared evenly. I built the literacy, domain and behaviour composites, ran the subgroup tests and wrote Sections 3 to 5 with the appendices. Mishal wrote the literature review in Section 2, the recommendations in Section 6, the executive summary, the client brief and the reference list - the half of the report the client and the marker read first, with the referencing marked as its own criterion in the rubric. We each reviewed the other's sections, which caught real issues: Mishal noticed that I had compared literacy across all seven income bands rather than the three recoded groups used in the labs, and I tightened several of Mishal's recommendation paragraphs so the report stayed under the 1,500-word limit. We had no real conflict; the only friction was scheduling around Mishal's part-time work, which we solved by moving one check-in to a Sunday evening.</w:t>
+        <w:t xml:space="preserve">Everyone took on an equal amount. </w:t>
+      </w:r>
+      <w:r>
+        <w:rPr>
+          <w:lang w:val="en-US"/>
+        </w:rPr>
+        <w:t>I d</w:t>
+      </w:r>
+      <w:r>
+        <w:rPr>
+          <w:lang w:val="en-US"/>
+        </w:rPr>
+        <w:t xml:space="preserve">eveloped </w:t>
+      </w:r>
+      <w:proofErr w:type="gramStart"/>
+      <w:r>
+        <w:rPr>
+          <w:lang w:val="en-US"/>
+        </w:rPr>
+        <w:t>the literacy</w:t>
+      </w:r>
+      <w:proofErr w:type="gramEnd"/>
+      <w:r>
+        <w:rPr>
+          <w:lang w:val="en-US"/>
+        </w:rPr>
+        <w:t xml:space="preserve">, domain and </w:t>
+      </w:r>
+      <w:r>
+        <w:rPr>
+          <w:lang w:val="en-US"/>
+        </w:rPr>
+        <w:t>behavior</w:t>
+      </w:r>
+      <w:r>
+        <w:rPr>
+          <w:lang w:val="en-US"/>
+        </w:rPr>
+        <w:t xml:space="preserve"> composite scores, conducted </w:t>
+      </w:r>
+      <w:proofErr w:type="gramStart"/>
+      <w:r>
+        <w:rPr>
+          <w:lang w:val="en-US"/>
+        </w:rPr>
+        <w:t>the subgroup</w:t>
+      </w:r>
+      <w:proofErr w:type="gramEnd"/>
+      <w:r>
+        <w:rPr>
+          <w:lang w:val="en-US"/>
+        </w:rPr>
+        <w:t xml:space="preserve"> analyses and authored Sections 3 </w:t>
+      </w:r>
+      <w:r>
+        <w:rPr>
+          <w:lang w:val="en-US"/>
+        </w:rPr>
+        <w:t>to</w:t>
+      </w:r>
+      <w:r>
+        <w:rPr>
+          <w:lang w:val="en-US"/>
+        </w:rPr>
+        <w:t xml:space="preserve"> 5 in addition to the appendices. Mishal did the lit</w:t>
+      </w:r>
+      <w:r>
+        <w:rPr>
+          <w:lang w:val="en-US"/>
+        </w:rPr>
+        <w:t>erature</w:t>
+      </w:r>
+      <w:r>
+        <w:rPr>
+          <w:lang w:val="en-US"/>
+        </w:rPr>
+        <w:t xml:space="preserve"> review in sec</w:t>
+      </w:r>
+      <w:r>
+        <w:rPr>
+          <w:lang w:val="en-US"/>
+        </w:rPr>
+        <w:t>tion</w:t>
+      </w:r>
+      <w:r>
+        <w:rPr>
+          <w:lang w:val="en-US"/>
+        </w:rPr>
+        <w:t xml:space="preserve"> 2, the recommendations in </w:t>
+      </w:r>
+      <w:r>
+        <w:rPr>
+          <w:lang w:val="en-US"/>
+        </w:rPr>
+        <w:t xml:space="preserve">section </w:t>
+      </w:r>
+      <w:r>
+        <w:rPr>
+          <w:lang w:val="en-US"/>
+        </w:rPr>
+        <w:t>6, the executive summary, client brief and reference list</w:t>
+      </w:r>
+      <w:r>
+        <w:rPr>
+          <w:lang w:val="en-US"/>
+        </w:rPr>
+        <w:t>.</w:t>
+      </w:r>
+      <w:r>
+        <w:rPr>
+          <w:lang w:val="en-US"/>
+        </w:rPr>
+        <w:t xml:space="preserve"> </w:t>
+      </w:r>
+      <w:r>
+        <w:rPr>
+          <w:lang w:val="en-US"/>
+        </w:rPr>
+        <w:t>Half</w:t>
+      </w:r>
+      <w:r>
+        <w:rPr>
+          <w:lang w:val="en-US"/>
+        </w:rPr>
+        <w:t xml:space="preserve"> of the report</w:t>
+      </w:r>
+      <w:r>
+        <w:rPr>
+          <w:lang w:val="en-US"/>
+        </w:rPr>
+        <w:t>,</w:t>
+      </w:r>
+      <w:r>
+        <w:rPr>
+          <w:lang w:val="en-US"/>
+        </w:rPr>
+        <w:t xml:space="preserve"> the client and marker read </w:t>
+      </w:r>
+      <w:proofErr w:type="gramStart"/>
+      <w:r>
+        <w:rPr>
+          <w:lang w:val="en-US"/>
+        </w:rPr>
+        <w:t>first</w:t>
+      </w:r>
+      <w:proofErr w:type="gramEnd"/>
+      <w:r>
+        <w:rPr>
+          <w:lang w:val="en-US"/>
+        </w:rPr>
+        <w:t xml:space="preserve"> and </w:t>
+      </w:r>
+      <w:proofErr w:type="gramStart"/>
+      <w:r>
+        <w:rPr>
+          <w:lang w:val="en-US"/>
+        </w:rPr>
+        <w:t>referencing was</w:t>
+      </w:r>
+      <w:proofErr w:type="gramEnd"/>
+      <w:r>
+        <w:rPr>
+          <w:lang w:val="en-US"/>
+        </w:rPr>
+        <w:t xml:space="preserve"> its own marking criterion in the rubric. We exchanged cross-reviews of the other's sections, Mishal pointed out that I had tested literacy for all seven income bands, not the three recoded group bands which were used in the labs, and I tightened a few of Mishal's proposed paragraphs such that the report would be less than 1,500 words. There was nothing else and the only bump was </w:t>
+      </w:r>
+      <w:proofErr w:type="gramStart"/>
+      <w:r>
+        <w:rPr>
+          <w:lang w:val="en-US"/>
+        </w:rPr>
+        <w:t>in</w:t>
+      </w:r>
+      <w:proofErr w:type="gramEnd"/>
+      <w:r>
+        <w:rPr>
+          <w:lang w:val="en-US"/>
+        </w:rPr>
+        <w:t xml:space="preserve"> meeting times with Mishal's part-time job. </w:t>
+      </w:r>
+      <w:r>
+        <w:rPr>
+          <w:lang w:val="en-US"/>
+        </w:rPr>
+        <w:t>We</w:t>
+      </w:r>
+      <w:r>
+        <w:rPr>
+          <w:lang w:val="en-US"/>
+        </w:rPr>
+        <w:t xml:space="preserve"> dealt with by having one check-in on a Sunday evening.</w:t>
       </w:r>
     </w:p>
     <w:p>
+      <w:pPr>
+        <w:jc w:val="both"/>
+        <w:rPr>
+          <w:lang w:val="en-US"/>
+        </w:rPr>
+      </w:pPr>
       <w:r>
         <w:rPr>
-          <w:b w:val="0"/>
+          <w:lang w:val="en-US"/>
         </w:rPr>
-        <w:t>On reflection, dividing tasks by strengths worked well, because the analysis and the writing came together without either of us waiting on the other. If we worked together again I would start the referencing earlier, as agreeing the citation format took longer than expected close to the deadline. Overall, Mishal contributed an equal share of the effort and engagement, and I have rated Mishal 100%.</w:t>
+        <w:lastRenderedPageBreak/>
+        <w:t xml:space="preserve">Looking back, separating the tasks by what we were better at doing worked </w:t>
+      </w:r>
+      <w:r>
+        <w:rPr>
+          <w:lang w:val="en-US"/>
+        </w:rPr>
+        <w:t>well</w:t>
+      </w:r>
+      <w:r>
+        <w:rPr>
+          <w:lang w:val="en-US"/>
+        </w:rPr>
+        <w:t>, because the analysis and the writing happened in sync and neither of us had to wait for the other. If we collaborated once more</w:t>
+      </w:r>
+      <w:r>
+        <w:rPr>
+          <w:lang w:val="en-US"/>
+        </w:rPr>
+        <w:t>,</w:t>
+      </w:r>
+      <w:r>
+        <w:rPr>
+          <w:lang w:val="en-US"/>
+        </w:rPr>
+        <w:t xml:space="preserve"> I would get the referencing done in advance as agreeing the formats on the citation took more time than I thought it would at the last minute. Though he was by no means a slacker, Mishal and I put in about the same amount of effort and</w:t>
+      </w:r>
+      <w:r>
+        <w:rPr>
+          <w:lang w:val="en-US"/>
+        </w:rPr>
+        <w:t xml:space="preserve"> engagement and I</w:t>
+      </w:r>
+      <w:r>
+        <w:rPr>
+          <w:lang w:val="en-US"/>
+        </w:rPr>
+        <w:t xml:space="preserve"> rated h</w:t>
+      </w:r>
+      <w:r>
+        <w:rPr>
+          <w:lang w:val="en-US"/>
+        </w:rPr>
+        <w:t>er</w:t>
+      </w:r>
+      <w:r>
+        <w:rPr>
+          <w:lang w:val="en-US"/>
+        </w:rPr>
+        <w:t xml:space="preserve"> 100%.</w:t>
       </w:r>
     </w:p>
+    <w:p/>
     <w:p/>
     <w:sectPr>
       <w:pgSz w:w="12240" w:h="15840"/>
@@ -5388,7 +5620,6 @@
   <w:style w:type="character" w:default="1" w:styleId="DefaultParagraphFont">
     <w:name w:val="Default Paragraph Font"/>
     <w:uiPriority w:val="1"/>
-    <w:semiHidden/>
     <w:unhideWhenUsed/>
   </w:style>
   <w:style w:type="table" w:default="1" w:styleId="TableNormal">

--- a/A4_Group5_Submission_Package/A4_Individual_Reflection_Savnit_Prasad.docx
+++ b/A4_Group5_Submission_Package/A4_Individual_Reflection_Savnit_Prasad.docx
@@ -4732,10 +4732,7 @@
         </w:rPr>
       </w:pPr>
       <w:r>
-        <w:t>We established four meeting points: one to establish the retailer and structure, one to discuss the results of my analysis, one to discuss Mishal's sections of the draft, and the last one to compile the report and ensure the number of words is in accordance with the structure. Decisions resulted from a discussion. For instance, I had proposed to The Warehouse as our client’s retailer, because I thought it was cheap and popular, Mishal preferred Countdown. This was determined through the brand recall data: Countdown and The Warehouse were the two retail brands most associated with sustainability in brand recall (approximately 90 mentions each), and therefore Countdown was selected as the survey’s retail brand for the purchasing questions as the survey was designed specifically around a supermarket. Nice illustration of resolving a difference of opinion with proof instead of opinion</w:t>
-      </w:r>
-      <w:r>
-        <w:t>.</w:t>
+        <w:t xml:space="preserve">We established four meeting points: one to establish the retailer and structure, one to discuss the results of my analysis, one to discuss Mishal's sections of the draft, and the last one to compile the report and ensure the number of words is in accordance with the structure. Decisions resulted from a discussion. For instance, I had proposed to The Warehouse as our client’s retailer, because I thought it was cheap and popular, Mishal preferred Countdown. This was determined through the brand recall data: Countdown and The Warehouse were the two retail brands most associated with sustainability in brand recall (approximately 90 mentions each), and therefore Countdown was selected as the survey’s retail brand for the purchasing questions as the survey was designed specifically around a supermarket. </w:t>
       </w:r>
     </w:p>
     <w:p>
@@ -4761,21 +4758,7 @@
         <w:rPr>
           <w:lang w:val="en-US"/>
         </w:rPr>
-        <w:t xml:space="preserve">eveloped </w:t>
-      </w:r>
-      <w:proofErr w:type="gramStart"/>
-      <w:r>
-        <w:rPr>
-          <w:lang w:val="en-US"/>
-        </w:rPr>
-        <w:t>the literacy</w:t>
-      </w:r>
-      <w:proofErr w:type="gramEnd"/>
-      <w:r>
-        <w:rPr>
-          <w:lang w:val="en-US"/>
-        </w:rPr>
-        <w:t xml:space="preserve">, domain and </w:t>
+        <w:t xml:space="preserve">eveloped the literacy, domain and </w:t>
       </w:r>
       <w:r>
         <w:rPr>
@@ -4787,21 +4770,7 @@
         <w:rPr>
           <w:lang w:val="en-US"/>
         </w:rPr>
-        <w:t xml:space="preserve"> composite scores, conducted </w:t>
-      </w:r>
-      <w:proofErr w:type="gramStart"/>
-      <w:r>
-        <w:rPr>
-          <w:lang w:val="en-US"/>
-        </w:rPr>
-        <w:t>the subgroup</w:t>
-      </w:r>
-      <w:proofErr w:type="gramEnd"/>
-      <w:r>
-        <w:rPr>
-          <w:lang w:val="en-US"/>
-        </w:rPr>
-        <w:t xml:space="preserve"> analyses and authored Sections 3 </w:t>
+        <w:t xml:space="preserve"> composite scores, conducted the subgroup analyses and authored Sections 3 </w:t>
       </w:r>
       <w:r>
         <w:rPr>
@@ -4885,49 +4854,7 @@
         <w:rPr>
           <w:lang w:val="en-US"/>
         </w:rPr>
-        <w:t xml:space="preserve"> the client and marker read </w:t>
-      </w:r>
-      <w:proofErr w:type="gramStart"/>
-      <w:r>
-        <w:rPr>
-          <w:lang w:val="en-US"/>
-        </w:rPr>
-        <w:t>first</w:t>
-      </w:r>
-      <w:proofErr w:type="gramEnd"/>
-      <w:r>
-        <w:rPr>
-          <w:lang w:val="en-US"/>
-        </w:rPr>
-        <w:t xml:space="preserve"> and </w:t>
-      </w:r>
-      <w:proofErr w:type="gramStart"/>
-      <w:r>
-        <w:rPr>
-          <w:lang w:val="en-US"/>
-        </w:rPr>
-        <w:t>referencing was</w:t>
-      </w:r>
-      <w:proofErr w:type="gramEnd"/>
-      <w:r>
-        <w:rPr>
-          <w:lang w:val="en-US"/>
-        </w:rPr>
-        <w:t xml:space="preserve"> its own marking criterion in the rubric. We exchanged cross-reviews of the other's sections, Mishal pointed out that I had tested literacy for all seven income bands, not the three recoded group bands which were used in the labs, and I tightened a few of Mishal's proposed paragraphs such that the report would be less than 1,500 words. There was nothing else and the only bump was </w:t>
-      </w:r>
-      <w:proofErr w:type="gramStart"/>
-      <w:r>
-        <w:rPr>
-          <w:lang w:val="en-US"/>
-        </w:rPr>
-        <w:t>in</w:t>
-      </w:r>
-      <w:proofErr w:type="gramEnd"/>
-      <w:r>
-        <w:rPr>
-          <w:lang w:val="en-US"/>
-        </w:rPr>
-        <w:t xml:space="preserve"> meeting times with Mishal's part-time job. </w:t>
+        <w:t xml:space="preserve"> the client and marker read first and referencing was its own marking criterion in the rubric. We exchanged cross-reviews of the other's sections, Mishal pointed out that I had tested literacy for all seven income bands, not the three recoded group bands which were used in the labs, and I tightened a few of Mishal's proposed paragraphs such that the report would be less than 1,500 words. There was nothing else and the only bump was in meeting times with Mishal's part-time job. </w:t>
       </w:r>
       <w:r>
         <w:rPr>
@@ -4978,7 +4905,19 @@
         <w:rPr>
           <w:lang w:val="en-US"/>
         </w:rPr>
-        <w:t xml:space="preserve"> I would get the referencing done in advance as agreeing the formats on the citation took more time than I thought it would at the last minute. Though he was by no means a slacker, Mishal and I put in about the same amount of effort and</w:t>
+        <w:t xml:space="preserve"> I would get the referencing done in advance as agreeing the formats on the citation took more time than I thought it would at the last minute. Though </w:t>
+      </w:r>
+      <w:r>
+        <w:rPr>
+          <w:lang w:val="en-US"/>
+        </w:rPr>
+        <w:t>s</w:t>
+      </w:r>
+      <w:r>
+        <w:rPr>
+          <w:lang w:val="en-US"/>
+        </w:rPr>
+        <w:t>he was by no means a slacker, Mishal and I put in about the same amount of effort and</w:t>
       </w:r>
       <w:r>
         <w:rPr>
@@ -5620,6 +5559,7 @@
   <w:style w:type="character" w:default="1" w:styleId="DefaultParagraphFont">
     <w:name w:val="Default Paragraph Font"/>
     <w:uiPriority w:val="1"/>
+    <w:semiHidden/>
     <w:unhideWhenUsed/>
   </w:style>
   <w:style w:type="table" w:default="1" w:styleId="TableNormal">
